--- a/paper/word/out/TAMES_AI_supplementary.docx
+++ b/paper/word/out/TAMES_AI_supplementary.docx
@@ -1483,7 +1483,7 @@
               <w:rPr>
                 <w:sz w:val="18"/>
               </w:rPr>
-              <w:t xml:space="preserve">Selected</w:t>
+              <w:t xml:space="preserve">Selected (seeds 0 / 1 / 2 / 3 / 4; one value when identical)</w:t>
             </w:r>
           </w:p>
         </w:tc>
@@ -2359,7 +2359,7 @@
               <w:rPr>
                 <w:sz w:val="18"/>
               </w:rPr>
-              <w:t xml:space="preserve">51 / 17 / 55 / 62 / 32</w:t>
+              <w:t xml:space="preserve">best iteration 51 / 17 / 55 / 62 / 32</w:t>
             </w:r>
           </w:p>
         </w:tc>
@@ -2572,7 +2572,7 @@
               <w:rPr>
                 <w:sz w:val="18"/>
               </w:rPr>
-              <w:t xml:space="preserve">subsample 0.8 (all seeds); colsample 0.6 / 0.8 / 0.8 / 0.8 / 0.8</w:t>
+              <w:t xml:space="preserve">0.8 (all seeds) / 0.6, 0.8, 0.8, 0.8, 0.8</w:t>
             </w:r>
           </w:p>
         </w:tc>
@@ -2976,7 +2976,7 @@
         <w:t xml:space="preserve"> </w:t>
       </w:r>
       <w:r>
-        <w:t xml:space="preserve">Test AUC of every model by seed (expert delineation and fully automatic settings), with mean and standard deviation across seeds; the pooled values of Tables 3 and 5 are computed on the concatenated predictions of the five seeds.</w:t>
+        <w:t xml:space="preserve">Test AUC of every model by seed (expert delineation and fully automatic settings), with mean and population standard deviation across seeds. The values in Tables 3 and 5 of the main text are computed on the probabilities averaged over the five seeds, which acts as a small ensemble and is applied identically to every model; they are therefore higher than the per-seed means shown here.</w:t>
       </w:r>
     </w:p>
     <w:tbl>
@@ -2987,15 +2987,15 @@
         <w:tblLook w:firstRow="1" w:lastRow="0" w:firstColumn="0" w:lastColumn="0" w:noHBand="0" w:noVBand="0" w:val="0020"/>
       </w:tblPr>
       <w:tblGrid>
-        <w:gridCol w:w="1572"/>
-        <w:gridCol w:w="640"/>
-        <w:gridCol w:w="815"/>
-        <w:gridCol w:w="815"/>
-        <w:gridCol w:w="815"/>
-        <w:gridCol w:w="815"/>
-        <w:gridCol w:w="815"/>
-        <w:gridCol w:w="815"/>
-        <w:gridCol w:w="815"/>
+        <w:gridCol w:w="2274"/>
+        <w:gridCol w:w="926"/>
+        <w:gridCol w:w="674"/>
+        <w:gridCol w:w="674"/>
+        <w:gridCol w:w="674"/>
+        <w:gridCol w:w="674"/>
+        <w:gridCol w:w="674"/>
+        <w:gridCol w:w="674"/>
+        <w:gridCol w:w="674"/>
       </w:tblGrid>
       <w:tr>
         <w:trPr>
